--- a/Carta Presentación.docx
+++ b/Carta Presentación.docx
@@ -229,7 +229,29 @@
           <w:szCs w:val="22"/>
           <w:lang w:val="es-CO"/>
         </w:rPr>
-        <w:t>Jorge Enrique Alvarez Patiño</w:t>
+        <w:t xml:space="preserve">Jorge Enrique </w:t>
+      </w:r>
+      <w:proofErr w:type="spellStart"/>
+      <w:r>
+        <w:rPr>
+          <w:rFonts w:ascii="Arial Narrow" w:hAnsi="Arial Narrow" w:cs="Arial"/>
+          <w:b/>
+          <w:sz w:val="22"/>
+          <w:szCs w:val="22"/>
+          <w:lang w:val="es-CO"/>
+        </w:rPr>
+        <w:t>Alvarez</w:t>
+      </w:r>
+      <w:proofErr w:type="spellEnd"/>
+      <w:r>
+        <w:rPr>
+          <w:rFonts w:ascii="Arial Narrow" w:hAnsi="Arial Narrow" w:cs="Arial"/>
+          <w:b/>
+          <w:sz w:val="22"/>
+          <w:szCs w:val="22"/>
+          <w:lang w:val="es-CO"/>
+        </w:rPr>
+        <w:t xml:space="preserve"> Patiño</w:t>
       </w:r>
     </w:p>
     <w:p>
@@ -798,10 +820,91 @@
       <w:pPr>
         <w:rPr>
           <w:rFonts w:ascii="Arial Narrow" w:hAnsi="Arial Narrow" w:cs="Arial"/>
+          <w:noProof/>
           <w:sz w:val="22"/>
           <w:szCs w:val="22"/>
         </w:rPr>
       </w:pPr>
+      <w:r>
+        <w:rPr>
+          <w:rFonts w:ascii="Arial Narrow" w:hAnsi="Arial Narrow" w:cs="Arial"/>
+          <w:noProof/>
+          <w:sz w:val="22"/>
+          <w:szCs w:val="22"/>
+        </w:rPr>
+        <w:drawing>
+          <wp:anchor distT="0" distB="0" distL="114300" distR="114300" simplePos="0" relativeHeight="251658240" behindDoc="0" locked="0" layoutInCell="1" allowOverlap="1" wp14:anchorId="5D8446B1" wp14:editId="320253A7">
+            <wp:simplePos x="0" y="0"/>
+            <wp:positionH relativeFrom="column">
+              <wp:posOffset>215321</wp:posOffset>
+            </wp:positionH>
+            <wp:positionV relativeFrom="paragraph">
+              <wp:posOffset>160198</wp:posOffset>
+            </wp:positionV>
+            <wp:extent cx="4492487" cy="2452463"/>
+            <wp:effectExtent l="0" t="0" r="3810" b="5080"/>
+            <wp:wrapThrough wrapText="bothSides">
+              <wp:wrapPolygon edited="0">
+                <wp:start x="0" y="0"/>
+                <wp:lineTo x="0" y="21477"/>
+                <wp:lineTo x="21527" y="21477"/>
+                <wp:lineTo x="21527" y="0"/>
+                <wp:lineTo x="0" y="0"/>
+              </wp:wrapPolygon>
+            </wp:wrapThrough>
+            <wp:docPr id="1525287132" name="Picture 1"/>
+            <wp:cNvGraphicFramePr>
+              <a:graphicFrameLocks xmlns:a="http://schemas.openxmlformats.org/drawingml/2006/main" noChangeAspect="1"/>
+            </wp:cNvGraphicFramePr>
+            <a:graphic xmlns:a="http://schemas.openxmlformats.org/drawingml/2006/main">
+              <a:graphicData uri="http://schemas.openxmlformats.org/drawingml/2006/picture">
+                <pic:pic xmlns:pic="http://schemas.openxmlformats.org/drawingml/2006/picture">
+                  <pic:nvPicPr>
+                    <pic:cNvPr id="1525287132" name=""/>
+                    <pic:cNvPicPr/>
+                  </pic:nvPicPr>
+                  <pic:blipFill rotWithShape="1">
+                    <a:blip r:embed="rId8" cstate="email">
+                      <a:extLst>
+                        <a:ext uri="{28A0092B-C50C-407E-A947-70E740481C1C}">
+                          <a14:useLocalDpi xmlns:a14="http://schemas.microsoft.com/office/drawing/2010/main" val="0"/>
+                        </a:ext>
+                      </a:extLst>
+                    </a:blip>
+                    <a:srcRect t="7887"/>
+                    <a:stretch>
+                      <a:fillRect/>
+                    </a:stretch>
+                  </pic:blipFill>
+                  <pic:spPr bwMode="auto">
+                    <a:xfrm>
+                      <a:off x="0" y="0"/>
+                      <a:ext cx="4492487" cy="2452463"/>
+                    </a:xfrm>
+                    <a:prstGeom prst="rect">
+                      <a:avLst/>
+                    </a:prstGeom>
+                    <a:ln>
+                      <a:noFill/>
+                    </a:ln>
+                    <a:extLst>
+                      <a:ext uri="{53640926-AAD7-44D8-BBD7-CCE9431645EC}">
+                        <a14:shadowObscured xmlns:a14="http://schemas.microsoft.com/office/drawing/2010/main"/>
+                      </a:ext>
+                    </a:extLst>
+                  </pic:spPr>
+                </pic:pic>
+              </a:graphicData>
+            </a:graphic>
+            <wp14:sizeRelH relativeFrom="page">
+              <wp14:pctWidth>0</wp14:pctWidth>
+            </wp14:sizeRelH>
+            <wp14:sizeRelV relativeFrom="page">
+              <wp14:pctHeight>0</wp14:pctHeight>
+            </wp14:sizeRelV>
+          </wp:anchor>
+        </w:drawing>
+      </w:r>
     </w:p>
     <w:p>
       <w:pPr>
@@ -811,562 +914,6 @@
           <w:szCs w:val="22"/>
         </w:rPr>
       </w:pPr>
-    </w:p>
-    <w:p>
-      <w:pPr>
-        <w:rPr>
-          <w:rFonts w:ascii="Arial Narrow" w:hAnsi="Arial Narrow" w:cs="Arial"/>
-        </w:rPr>
-      </w:pPr>
-      <w:sdt>
-        <w:sdtPr>
-          <w:rPr>
-            <w:rFonts w:ascii="Arial Narrow" w:hAnsi="Arial Narrow" w:cs="Arial"/>
-            <w:sz w:val="22"/>
-            <w:szCs w:val="22"/>
-          </w:rPr>
-          <w:alias w:val="Firma"/>
-          <w:tag w:val="Firma"/>
-          <w:id w:val="74482737"/>
-          <w:showingPlcHdr/>
-          <w:picture/>
-        </w:sdtPr>
-        <w:sdtContent>
-          <w:r>
-            <w:rPr>
-              <w:rFonts w:ascii="Arial Narrow" w:hAnsi="Arial Narrow" w:cs="Arial"/>
-              <w:noProof/>
-              <w:sz w:val="22"/>
-              <w:szCs w:val="22"/>
-            </w:rPr>
-            <w:drawing>
-              <wp:inline distT="0" distB="0" distL="0" distR="0" wp14:anchorId="78E891AF" wp14:editId="26845BF5">
-                <wp:extent cx="1203157" cy="1270000"/>
-                <wp:effectExtent l="0" t="0" r="0" b="0"/>
-                <wp:docPr id="1" name="Imagen 1"/>
-                <wp:cNvGraphicFramePr>
-                  <a:graphicFrameLocks xmlns:a="http://schemas.openxmlformats.org/drawingml/2006/main" noChangeAspect="1"/>
-                </wp:cNvGraphicFramePr>
-                <a:graphic xmlns:a="http://schemas.openxmlformats.org/drawingml/2006/main">
-                  <a:graphicData uri="http://schemas.openxmlformats.org/drawingml/2006/picture">
-                    <pic:pic xmlns:pic="http://schemas.openxmlformats.org/drawingml/2006/picture">
-                      <pic:nvPicPr>
-                        <pic:cNvPr id="1" name="Imagen 1"/>
-                        <pic:cNvPicPr>
-                          <a:picLocks noChangeAspect="1" noChangeArrowheads="1"/>
-                        </pic:cNvPicPr>
-                      </pic:nvPicPr>
-                      <pic:blipFill>
-                        <a:blip r:embed="rId8" cstate="print">
-                          <a:extLst>
-                            <a:ext uri="{28A0092B-C50C-407E-A947-70E740481C1C}">
-                              <a14:useLocalDpi xmlns:a14="http://schemas.microsoft.com/office/drawing/2010/main" val="0"/>
-                            </a:ext>
-                          </a:extLst>
-                        </a:blip>
-                        <a:stretch>
-                          <a:fillRect/>
-                        </a:stretch>
-                      </pic:blipFill>
-                      <pic:spPr bwMode="auto">
-                        <a:xfrm rot="3009886">
-                          <a:off x="0" y="0"/>
-                          <a:ext cx="1203157" cy="1270000"/>
-                        </a:xfrm>
-                        <a:prstGeom prst="rect">
-                          <a:avLst/>
-                        </a:prstGeom>
-                        <a:noFill/>
-                        <a:ln>
-                          <a:noFill/>
-                        </a:ln>
-                      </pic:spPr>
-                    </pic:pic>
-                  </a:graphicData>
-                </a:graphic>
-              </wp:inline>
-            </w:drawing>
-          </w:r>
-        </w:sdtContent>
-      </w:sdt>
-      <w:r>
-        <w:rPr>
-          <w:rFonts w:ascii="Arial Narrow" w:hAnsi="Arial Narrow" w:cs="Arial"/>
-          <w:sz w:val="22"/>
-          <w:szCs w:val="22"/>
-        </w:rPr>
-        <w:t xml:space="preserve">    </w:t>
-      </w:r>
-      <w:r>
-        <w:rPr>
-          <w:rFonts w:ascii="Arial Narrow" w:hAnsi="Arial Narrow" w:cs="Arial"/>
-          <w:sz w:val="22"/>
-          <w:szCs w:val="22"/>
-        </w:rPr>
-        <w:t xml:space="preserve">           </w:t>
-      </w:r>
-      <w:r>
-        <w:rPr>
-          <w:rFonts w:ascii="Arial Narrow" w:hAnsi="Arial Narrow" w:cs="Arial"/>
-          <w:sz w:val="22"/>
-          <w:szCs w:val="22"/>
-        </w:rPr>
-        <w:t xml:space="preserve">         </w:t>
-      </w:r>
-      <w:r>
-        <w:rPr>
-          <w:rFonts w:ascii="Arial Narrow" w:hAnsi="Arial Narrow" w:cs="Arial"/>
-          <w:sz w:val="22"/>
-          <w:szCs w:val="22"/>
-        </w:rPr>
-        <w:t xml:space="preserve">  </w:t>
-      </w:r>
-      <w:r>
-        <w:rPr>
-          <w:rFonts w:ascii="Arial Narrow" w:hAnsi="Arial Narrow" w:cs="Arial"/>
-          <w:sz w:val="22"/>
-          <w:szCs w:val="22"/>
-        </w:rPr>
-        <w:t xml:space="preserve">     </w:t>
-      </w:r>
-      <w:sdt>
-        <w:sdtPr>
-          <w:rPr>
-            <w:rFonts w:ascii="Arial Narrow" w:hAnsi="Arial Narrow" w:cs="Arial"/>
-            <w:sz w:val="22"/>
-            <w:szCs w:val="22"/>
-          </w:rPr>
-          <w:alias w:val="Firma"/>
-          <w:tag w:val="Firma"/>
-          <w:id w:val="822246544"/>
-          <w:showingPlcHdr/>
-          <w:picture/>
-        </w:sdtPr>
-        <w:sdtContent>
-          <w:r>
-            <w:rPr>
-              <w:rFonts w:ascii="Arial Narrow" w:hAnsi="Arial Narrow" w:cs="Arial"/>
-              <w:noProof/>
-              <w:sz w:val="22"/>
-              <w:szCs w:val="22"/>
-            </w:rPr>
-            <w:drawing>
-              <wp:inline distT="0" distB="0" distL="0" distR="0" wp14:anchorId="1B6A7356" wp14:editId="5DD76715">
-                <wp:extent cx="1270000" cy="1270000"/>
-                <wp:effectExtent l="0" t="0" r="6350" b="6350"/>
-                <wp:docPr id="2" name="Imagen 2"/>
-                <wp:cNvGraphicFramePr>
-                  <a:graphicFrameLocks xmlns:a="http://schemas.openxmlformats.org/drawingml/2006/main" noChangeAspect="1"/>
-                </wp:cNvGraphicFramePr>
-                <a:graphic xmlns:a="http://schemas.openxmlformats.org/drawingml/2006/main">
-                  <a:graphicData uri="http://schemas.openxmlformats.org/drawingml/2006/picture">
-                    <pic:pic xmlns:pic="http://schemas.openxmlformats.org/drawingml/2006/picture">
-                      <pic:nvPicPr>
-                        <pic:cNvPr id="0" name="Picture 1"/>
-                        <pic:cNvPicPr>
-                          <a:picLocks noChangeAspect="1" noChangeArrowheads="1"/>
-                        </pic:cNvPicPr>
-                      </pic:nvPicPr>
-                      <pic:blipFill>
-                        <a:blip r:embed="rId9">
-                          <a:extLst>
-                            <a:ext uri="{28A0092B-C50C-407E-A947-70E740481C1C}">
-                              <a14:useLocalDpi xmlns:a14="http://schemas.microsoft.com/office/drawing/2010/main" val="0"/>
-                            </a:ext>
-                          </a:extLst>
-                        </a:blip>
-                        <a:srcRect/>
-                        <a:stretch>
-                          <a:fillRect/>
-                        </a:stretch>
-                      </pic:blipFill>
-                      <pic:spPr bwMode="auto">
-                        <a:xfrm>
-                          <a:off x="0" y="0"/>
-                          <a:ext cx="1270000" cy="1270000"/>
-                        </a:xfrm>
-                        <a:prstGeom prst="rect">
-                          <a:avLst/>
-                        </a:prstGeom>
-                        <a:noFill/>
-                        <a:ln>
-                          <a:noFill/>
-                        </a:ln>
-                      </pic:spPr>
-                    </pic:pic>
-                  </a:graphicData>
-                </a:graphic>
-              </wp:inline>
-            </w:drawing>
-          </w:r>
-        </w:sdtContent>
-      </w:sdt>
-    </w:p>
-    <w:p>
-      <w:pPr>
-        <w:tabs>
-          <w:tab w:val="center" w:pos="4420"/>
-          <w:tab w:val="left" w:pos="4820"/>
-        </w:tabs>
-        <w:rPr>
-          <w:rFonts w:ascii="Arial Narrow" w:hAnsi="Arial Narrow" w:cs="Arial"/>
-          <w:sz w:val="22"/>
-          <w:szCs w:val="22"/>
-        </w:rPr>
-      </w:pPr>
-    </w:p>
-    <w:p>
-      <w:pPr>
-        <w:tabs>
-          <w:tab w:val="center" w:pos="4420"/>
-          <w:tab w:val="left" w:pos="4820"/>
-        </w:tabs>
-        <w:rPr>
-          <w:rFonts w:ascii="Arial Narrow" w:hAnsi="Arial Narrow" w:cs="Arial"/>
-          <w:sz w:val="22"/>
-          <w:szCs w:val="22"/>
-        </w:rPr>
-      </w:pPr>
-      <w:r>
-        <w:rPr>
-          <w:rFonts w:ascii="Arial Narrow" w:hAnsi="Arial Narrow" w:cs="Arial"/>
-          <w:sz w:val="22"/>
-          <w:szCs w:val="22"/>
-        </w:rPr>
-        <w:t xml:space="preserve">Firma                                                          </w:t>
-      </w:r>
-      <w:proofErr w:type="spellStart"/>
-      <w:r>
-        <w:rPr>
-          <w:rFonts w:ascii="Arial Narrow" w:hAnsi="Arial Narrow" w:cs="Arial"/>
-          <w:sz w:val="22"/>
-          <w:szCs w:val="22"/>
-        </w:rPr>
-        <w:t>Firma</w:t>
-      </w:r>
-      <w:proofErr w:type="spellEnd"/>
-    </w:p>
-    <w:p>
-      <w:pPr>
-        <w:rPr>
-          <w:rFonts w:ascii="Arial Narrow" w:hAnsi="Arial Narrow" w:cs="Arial"/>
-          <w:sz w:val="22"/>
-          <w:szCs w:val="22"/>
-        </w:rPr>
-      </w:pPr>
-      <w:sdt>
-        <w:sdtPr>
-          <w:rPr>
-            <w:rFonts w:ascii="Arial Narrow" w:hAnsi="Arial Narrow" w:cs="Arial"/>
-            <w:sz w:val="22"/>
-            <w:szCs w:val="22"/>
-          </w:rPr>
-          <w:id w:val="83889729"/>
-          <w:placeholder>
-            <w:docPart w:val="4F420A4DD73A470D999D791AA1D62236"/>
-          </w:placeholder>
-        </w:sdtPr>
-        <w:sdtContent>
-          <w:proofErr w:type="spellStart"/>
-          <w:r>
-            <w:rPr>
-              <w:rFonts w:ascii="Arial Narrow" w:hAnsi="Arial Narrow" w:cs="Arial"/>
-              <w:sz w:val="22"/>
-              <w:szCs w:val="22"/>
-            </w:rPr>
-            <w:t>Jose</w:t>
-          </w:r>
-          <w:proofErr w:type="spellEnd"/>
-          <w:r>
-            <w:rPr>
-              <w:rFonts w:ascii="Arial Narrow" w:hAnsi="Arial Narrow" w:cs="Arial"/>
-              <w:sz w:val="22"/>
-              <w:szCs w:val="22"/>
-            </w:rPr>
-            <w:t xml:space="preserve"> Luis Munévar Diaz</w:t>
-          </w:r>
-        </w:sdtContent>
-      </w:sdt>
-      <w:r>
-        <w:rPr>
-          <w:rFonts w:ascii="Arial Narrow" w:hAnsi="Arial Narrow" w:cs="Arial"/>
-          <w:sz w:val="22"/>
-          <w:szCs w:val="22"/>
-        </w:rPr>
-        <w:t xml:space="preserve">       </w:t>
-      </w:r>
-      <w:r>
-        <w:rPr>
-          <w:rFonts w:ascii="Arial Narrow" w:hAnsi="Arial Narrow" w:cs="Arial"/>
-          <w:sz w:val="22"/>
-          <w:szCs w:val="22"/>
-        </w:rPr>
-        <w:t xml:space="preserve">              </w:t>
-      </w:r>
-      <w:sdt>
-        <w:sdtPr>
-          <w:rPr>
-            <w:rFonts w:ascii="Arial Narrow" w:hAnsi="Arial Narrow" w:cs="Arial"/>
-            <w:sz w:val="22"/>
-            <w:szCs w:val="22"/>
-          </w:rPr>
-          <w:id w:val="802965686"/>
-          <w:placeholder>
-            <w:docPart w:val="C5327E9DE3A24324A67C6E5B50EF8DCC"/>
-          </w:placeholder>
-          <w:showingPlcHdr/>
-        </w:sdtPr>
-        <w:sdtContent>
-          <w:r>
-            <w:rPr>
-              <w:rStyle w:val="PlaceholderText"/>
-            </w:rPr>
-            <w:t xml:space="preserve">Nombre del </w:t>
-          </w:r>
-          <w:proofErr w:type="gramStart"/>
-          <w:r>
-            <w:rPr>
-              <w:rStyle w:val="PlaceholderText"/>
-            </w:rPr>
-            <w:t>Director</w:t>
-          </w:r>
-          <w:proofErr w:type="gramEnd"/>
-          <w:r>
-            <w:rPr>
-              <w:rStyle w:val="PlaceholderText"/>
-            </w:rPr>
-            <w:t xml:space="preserve"> del Proyecto</w:t>
-          </w:r>
-        </w:sdtContent>
-      </w:sdt>
-    </w:p>
-    <w:p>
-      <w:pPr>
-        <w:rPr>
-          <w:rFonts w:ascii="Arial Narrow" w:hAnsi="Arial Narrow" w:cs="Arial"/>
-          <w:sz w:val="22"/>
-          <w:szCs w:val="22"/>
-        </w:rPr>
-      </w:pPr>
-      <w:r>
-        <w:rPr>
-          <w:rFonts w:ascii="Arial Narrow" w:hAnsi="Arial Narrow" w:cs="Arial"/>
-          <w:sz w:val="22"/>
-          <w:szCs w:val="22"/>
-        </w:rPr>
-        <w:tab/>
-      </w:r>
-      <w:r>
-        <w:rPr>
-          <w:rFonts w:ascii="Arial Narrow" w:hAnsi="Arial Narrow" w:cs="Arial"/>
-          <w:sz w:val="22"/>
-          <w:szCs w:val="22"/>
-        </w:rPr>
-        <w:tab/>
-      </w:r>
-    </w:p>
-    <w:p>
-      <w:pPr>
-        <w:rPr>
-          <w:rFonts w:ascii="Arial Narrow" w:hAnsi="Arial Narrow" w:cs="Arial"/>
-          <w:sz w:val="22"/>
-          <w:szCs w:val="22"/>
-        </w:rPr>
-      </w:pPr>
-      <w:r>
-        <w:rPr>
-          <w:rFonts w:ascii="Arial Narrow" w:hAnsi="Arial Narrow" w:cs="Arial"/>
-          <w:sz w:val="22"/>
-          <w:szCs w:val="22"/>
-        </w:rPr>
-        <w:t xml:space="preserve">C.C. </w:t>
-      </w:r>
-      <w:sdt>
-        <w:sdtPr>
-          <w:rPr>
-            <w:rFonts w:ascii="Arial Narrow" w:hAnsi="Arial Narrow" w:cs="Arial"/>
-            <w:sz w:val="22"/>
-            <w:szCs w:val="22"/>
-          </w:rPr>
-          <w:id w:val="532540440"/>
-          <w:placeholder>
-            <w:docPart w:val="FFD31E2CF7CA4DBEA12090266CC172F4"/>
-          </w:placeholder>
-        </w:sdtPr>
-        <w:sdtContent>
-          <w:r>
-            <w:rPr>
-              <w:rFonts w:ascii="Arial Narrow" w:hAnsi="Arial Narrow" w:cs="Arial"/>
-              <w:sz w:val="22"/>
-              <w:szCs w:val="22"/>
-            </w:rPr>
-            <w:t>1036646650</w:t>
-          </w:r>
-        </w:sdtContent>
-      </w:sdt>
-      <w:r>
-        <w:rPr>
-          <w:rFonts w:ascii="Arial Narrow" w:hAnsi="Arial Narrow" w:cs="Arial"/>
-          <w:sz w:val="22"/>
-          <w:szCs w:val="22"/>
-        </w:rPr>
-        <w:t xml:space="preserve"> </w:t>
-      </w:r>
-      <w:r>
-        <w:rPr>
-          <w:rFonts w:ascii="Arial Narrow" w:hAnsi="Arial Narrow" w:cs="Arial"/>
-          <w:sz w:val="22"/>
-          <w:szCs w:val="22"/>
-        </w:rPr>
-        <w:t>d</w:t>
-      </w:r>
-      <w:r>
-        <w:rPr>
-          <w:rFonts w:ascii="Arial Narrow" w:hAnsi="Arial Narrow" w:cs="Arial"/>
-          <w:sz w:val="22"/>
-          <w:szCs w:val="22"/>
-        </w:rPr>
-        <w:t>e</w:t>
-      </w:r>
-      <w:r>
-        <w:rPr>
-          <w:rFonts w:ascii="Arial Narrow" w:hAnsi="Arial Narrow" w:cs="Arial"/>
-          <w:sz w:val="22"/>
-          <w:szCs w:val="22"/>
-        </w:rPr>
-        <w:t xml:space="preserve"> </w:t>
-      </w:r>
-      <w:sdt>
-        <w:sdtPr>
-          <w:rPr>
-            <w:rFonts w:ascii="Arial Narrow" w:hAnsi="Arial Narrow" w:cs="Arial"/>
-            <w:sz w:val="22"/>
-            <w:szCs w:val="22"/>
-          </w:rPr>
-          <w:id w:val="-1424107546"/>
-          <w:placeholder>
-            <w:docPart w:val="29D6BDF478794BA4AE85E849EF159D08"/>
-          </w:placeholder>
-        </w:sdtPr>
-        <w:sdtContent>
-          <w:proofErr w:type="spellStart"/>
-          <w:r>
-            <w:rPr>
-              <w:rFonts w:ascii="Arial Narrow" w:hAnsi="Arial Narrow" w:cs="Arial"/>
-              <w:sz w:val="22"/>
-              <w:szCs w:val="22"/>
-            </w:rPr>
-            <w:t>Itagui</w:t>
-          </w:r>
-          <w:proofErr w:type="spellEnd"/>
-        </w:sdtContent>
-      </w:sdt>
-      <w:r>
-        <w:rPr>
-          <w:rFonts w:ascii="Arial Narrow" w:hAnsi="Arial Narrow" w:cs="Arial"/>
-          <w:sz w:val="22"/>
-          <w:szCs w:val="22"/>
-        </w:rPr>
-        <w:tab/>
-      </w:r>
-      <w:r>
-        <w:rPr>
-          <w:rFonts w:ascii="Arial Narrow" w:hAnsi="Arial Narrow" w:cs="Arial"/>
-          <w:sz w:val="22"/>
-          <w:szCs w:val="22"/>
-        </w:rPr>
-        <w:tab/>
-      </w:r>
-      <w:r>
-        <w:rPr>
-          <w:rFonts w:ascii="Arial Narrow" w:hAnsi="Arial Narrow" w:cs="Arial"/>
-          <w:sz w:val="22"/>
-          <w:szCs w:val="22"/>
-        </w:rPr>
-        <w:t xml:space="preserve">          </w:t>
-      </w:r>
-      <w:r>
-        <w:rPr>
-          <w:rFonts w:ascii="Arial Narrow" w:hAnsi="Arial Narrow" w:cs="Arial"/>
-          <w:sz w:val="22"/>
-          <w:szCs w:val="22"/>
-        </w:rPr>
-        <w:t xml:space="preserve">C.C. </w:t>
-      </w:r>
-      <w:sdt>
-        <w:sdtPr>
-          <w:rPr>
-            <w:rFonts w:ascii="Arial Narrow" w:hAnsi="Arial Narrow" w:cs="Arial"/>
-            <w:sz w:val="22"/>
-            <w:szCs w:val="22"/>
-          </w:rPr>
-          <w:id w:val="-1133250748"/>
-          <w:placeholder>
-            <w:docPart w:val="84DB53DEC5C7475C9F754E361874F39C"/>
-          </w:placeholder>
-          <w:showingPlcHdr/>
-        </w:sdtPr>
-        <w:sdtContent>
-          <w:r>
-            <w:rPr>
-              <w:rStyle w:val="PlaceholderText"/>
-            </w:rPr>
-            <w:t>Cédula</w:t>
-          </w:r>
-          <w:r>
-            <w:rPr>
-              <w:rStyle w:val="PlaceholderText"/>
-            </w:rPr>
-            <w:t>.</w:t>
-          </w:r>
-        </w:sdtContent>
-      </w:sdt>
-      <w:r>
-        <w:rPr>
-          <w:rFonts w:ascii="Arial Narrow" w:hAnsi="Arial Narrow" w:cs="Arial"/>
-          <w:sz w:val="22"/>
-          <w:szCs w:val="22"/>
-        </w:rPr>
-        <w:t xml:space="preserve"> </w:t>
-      </w:r>
-      <w:r>
-        <w:rPr>
-          <w:rFonts w:ascii="Arial Narrow" w:hAnsi="Arial Narrow" w:cs="Arial"/>
-          <w:sz w:val="22"/>
-          <w:szCs w:val="22"/>
-        </w:rPr>
-        <w:t>de</w:t>
-      </w:r>
-      <w:r>
-        <w:rPr>
-          <w:rFonts w:ascii="Arial Narrow" w:hAnsi="Arial Narrow" w:cs="Arial"/>
-          <w:sz w:val="22"/>
-          <w:szCs w:val="22"/>
-        </w:rPr>
-        <w:t xml:space="preserve"> </w:t>
-      </w:r>
-      <w:sdt>
-        <w:sdtPr>
-          <w:rPr>
-            <w:rFonts w:ascii="Arial Narrow" w:hAnsi="Arial Narrow" w:cs="Arial"/>
-            <w:sz w:val="22"/>
-            <w:szCs w:val="22"/>
-          </w:rPr>
-          <w:id w:val="905035585"/>
-          <w:placeholder>
-            <w:docPart w:val="A138910457CC46969D1D1D15D0BBD5C8"/>
-          </w:placeholder>
-          <w:showingPlcHdr/>
-        </w:sdtPr>
-        <w:sdtContent>
-          <w:r>
-            <w:rPr>
-              <w:rStyle w:val="PlaceholderText"/>
-            </w:rPr>
-            <w:t>Ciudad</w:t>
-          </w:r>
-        </w:sdtContent>
-      </w:sdt>
     </w:p>
     <w:sectPr>
       <w:footnotePr>
@@ -2157,192 +1704,6 @@
         </w:p>
       </w:docPartBody>
     </w:docPart>
-    <w:docPart>
-      <w:docPartPr>
-        <w:name w:val="4F420A4DD73A470D999D791AA1D62236"/>
-        <w:category>
-          <w:name w:val="General"/>
-          <w:gallery w:val="placeholder"/>
-        </w:category>
-        <w:types>
-          <w:type w:val="bbPlcHdr"/>
-        </w:types>
-        <w:behaviors>
-          <w:behavior w:val="content"/>
-        </w:behaviors>
-        <w:guid w:val="{9C42154D-E998-4CA4-86CE-73AD15A03E58}"/>
-      </w:docPartPr>
-      <w:docPartBody>
-        <w:p>
-          <w:pPr>
-            <w:pStyle w:val="4F420A4DD73A470D999D791AA1D62236"/>
-          </w:pPr>
-          <w:r>
-            <w:rPr>
-              <w:rStyle w:val="PlaceholderText"/>
-            </w:rPr>
-            <w:t>Nombre del Estudiante</w:t>
-          </w:r>
-          <w:r>
-            <w:rPr>
-              <w:rStyle w:val="PlaceholderText"/>
-            </w:rPr>
-            <w:t>.</w:t>
-          </w:r>
-        </w:p>
-      </w:docPartBody>
-    </w:docPart>
-    <w:docPart>
-      <w:docPartPr>
-        <w:name w:val="C5327E9DE3A24324A67C6E5B50EF8DCC"/>
-        <w:category>
-          <w:name w:val="General"/>
-          <w:gallery w:val="placeholder"/>
-        </w:category>
-        <w:types>
-          <w:type w:val="bbPlcHdr"/>
-        </w:types>
-        <w:behaviors>
-          <w:behavior w:val="content"/>
-        </w:behaviors>
-        <w:guid w:val="{44FDD620-178E-451F-BDE4-A05E6EE138F6}"/>
-      </w:docPartPr>
-      <w:docPartBody>
-        <w:p>
-          <w:pPr>
-            <w:pStyle w:val="C5327E9DE3A24324A67C6E5B50EF8DCC"/>
-          </w:pPr>
-          <w:r>
-            <w:rPr>
-              <w:rStyle w:val="PlaceholderText"/>
-            </w:rPr>
-            <w:t>Nombre del Director del Proyecto</w:t>
-          </w:r>
-        </w:p>
-      </w:docPartBody>
-    </w:docPart>
-    <w:docPart>
-      <w:docPartPr>
-        <w:name w:val="FFD31E2CF7CA4DBEA12090266CC172F4"/>
-        <w:category>
-          <w:name w:val="General"/>
-          <w:gallery w:val="placeholder"/>
-        </w:category>
-        <w:types>
-          <w:type w:val="bbPlcHdr"/>
-        </w:types>
-        <w:behaviors>
-          <w:behavior w:val="content"/>
-        </w:behaviors>
-        <w:guid w:val="{8DD06C10-83B0-4128-8BED-EE775BEF9C3E}"/>
-      </w:docPartPr>
-      <w:docPartBody>
-        <w:p>
-          <w:pPr>
-            <w:pStyle w:val="FFD31E2CF7CA4DBEA12090266CC172F4"/>
-          </w:pPr>
-          <w:r>
-            <w:rPr>
-              <w:rStyle w:val="PlaceholderText"/>
-            </w:rPr>
-            <w:t>Cédula</w:t>
-          </w:r>
-        </w:p>
-      </w:docPartBody>
-    </w:docPart>
-    <w:docPart>
-      <w:docPartPr>
-        <w:name w:val="29D6BDF478794BA4AE85E849EF159D08"/>
-        <w:category>
-          <w:name w:val="General"/>
-          <w:gallery w:val="placeholder"/>
-        </w:category>
-        <w:types>
-          <w:type w:val="bbPlcHdr"/>
-        </w:types>
-        <w:behaviors>
-          <w:behavior w:val="content"/>
-        </w:behaviors>
-        <w:guid w:val="{BCEB2AB9-9E49-4C6F-B66E-57B8CD9D3C2E}"/>
-      </w:docPartPr>
-      <w:docPartBody>
-        <w:p>
-          <w:pPr>
-            <w:pStyle w:val="29D6BDF478794BA4AE85E849EF159D08"/>
-          </w:pPr>
-          <w:r>
-            <w:rPr>
-              <w:rStyle w:val="PlaceholderText"/>
-            </w:rPr>
-            <w:t>Ciudad</w:t>
-          </w:r>
-        </w:p>
-      </w:docPartBody>
-    </w:docPart>
-    <w:docPart>
-      <w:docPartPr>
-        <w:name w:val="84DB53DEC5C7475C9F754E361874F39C"/>
-        <w:category>
-          <w:name w:val="General"/>
-          <w:gallery w:val="placeholder"/>
-        </w:category>
-        <w:types>
-          <w:type w:val="bbPlcHdr"/>
-        </w:types>
-        <w:behaviors>
-          <w:behavior w:val="content"/>
-        </w:behaviors>
-        <w:guid w:val="{7695530B-1478-4E41-9B7B-083E5EB25C20}"/>
-      </w:docPartPr>
-      <w:docPartBody>
-        <w:p>
-          <w:pPr>
-            <w:pStyle w:val="84DB53DEC5C7475C9F754E361874F39C"/>
-          </w:pPr>
-          <w:r>
-            <w:rPr>
-              <w:rStyle w:val="PlaceholderText"/>
-            </w:rPr>
-            <w:t>Cédula</w:t>
-          </w:r>
-          <w:r>
-            <w:rPr>
-              <w:rStyle w:val="PlaceholderText"/>
-            </w:rPr>
-            <w:t>.</w:t>
-          </w:r>
-        </w:p>
-      </w:docPartBody>
-    </w:docPart>
-    <w:docPart>
-      <w:docPartPr>
-        <w:name w:val="A138910457CC46969D1D1D15D0BBD5C8"/>
-        <w:category>
-          <w:name w:val="General"/>
-          <w:gallery w:val="placeholder"/>
-        </w:category>
-        <w:types>
-          <w:type w:val="bbPlcHdr"/>
-        </w:types>
-        <w:behaviors>
-          <w:behavior w:val="content"/>
-        </w:behaviors>
-        <w:guid w:val="{5100A2DD-1C55-4C50-8ECC-DE46833D3A0D}"/>
-      </w:docPartPr>
-      <w:docPartBody>
-        <w:p>
-          <w:pPr>
-            <w:pStyle w:val="A138910457CC46969D1D1D15D0BBD5C8"/>
-          </w:pPr>
-          <w:r>
-            <w:rPr>
-              <w:rStyle w:val="PlaceholderText"/>
-            </w:rPr>
-            <w:t>Ciudad</w:t>
-          </w:r>
-        </w:p>
-      </w:docPartBody>
-    </w:docPart>
   </w:docParts>
 </w:glossaryDocument>
 </file>
@@ -2437,11 +1798,15 @@
   <w:rsids>
     <w:rsidRoot w:val="00FB6D23"/>
     <w:rsid w:val="0024718F"/>
+    <w:rsid w:val="006D5DBB"/>
+    <w:rsid w:val="007458F9"/>
     <w:rsid w:val="007F49C2"/>
     <w:rsid w:val="009A69AE"/>
     <w:rsid w:val="00C02D68"/>
+    <w:rsid w:val="00CD4BE3"/>
     <w:rsid w:val="00CD4C61"/>
     <w:rsid w:val="00EC0EC0"/>
+    <w:rsid w:val="00F527CA"/>
     <w:rsid w:val="00FB6D23"/>
   </w:rsids>
   <m:mathPr>
@@ -2923,24 +2288,6 @@
   <w:style w:type="paragraph" w:customStyle="1" w:styleId="8CE1C0EE969C43CF9E4620E5E8B7CE6F">
     <w:name w:val="8CE1C0EE969C43CF9E4620E5E8B7CE6F"/>
   </w:style>
-  <w:style w:type="paragraph" w:customStyle="1" w:styleId="4F420A4DD73A470D999D791AA1D62236">
-    <w:name w:val="4F420A4DD73A470D999D791AA1D62236"/>
-  </w:style>
-  <w:style w:type="paragraph" w:customStyle="1" w:styleId="C5327E9DE3A24324A67C6E5B50EF8DCC">
-    <w:name w:val="C5327E9DE3A24324A67C6E5B50EF8DCC"/>
-  </w:style>
-  <w:style w:type="paragraph" w:customStyle="1" w:styleId="FFD31E2CF7CA4DBEA12090266CC172F4">
-    <w:name w:val="FFD31E2CF7CA4DBEA12090266CC172F4"/>
-  </w:style>
-  <w:style w:type="paragraph" w:customStyle="1" w:styleId="29D6BDF478794BA4AE85E849EF159D08">
-    <w:name w:val="29D6BDF478794BA4AE85E849EF159D08"/>
-  </w:style>
-  <w:style w:type="paragraph" w:customStyle="1" w:styleId="84DB53DEC5C7475C9F754E361874F39C">
-    <w:name w:val="84DB53DEC5C7475C9F754E361874F39C"/>
-  </w:style>
-  <w:style w:type="paragraph" w:customStyle="1" w:styleId="A138910457CC46969D1D1D15D0BBD5C8">
-    <w:name w:val="A138910457CC46969D1D1D15D0BBD5C8"/>
-  </w:style>
 </w:styles>
 </file>
 
@@ -3247,6 +2594,21 @@
 </file>
 
 <file path=customXml/item1.xml><?xml version="1.0" encoding="utf-8"?>
+<p:properties xmlns:p="http://schemas.microsoft.com/office/2006/metadata/properties" xmlns:xsi="http://www.w3.org/2001/XMLSchema-instance" xmlns:pc="http://schemas.microsoft.com/office/infopath/2007/PartnerControls">
+  <documentManagement/>
+</p:properties>
+</file>
+
+<file path=customXml/item2.xml><?xml version="1.0" encoding="utf-8"?>
+<?mso-contentType ?>
+<FormTemplates xmlns="http://schemas.microsoft.com/sharepoint/v3/contenttype/forms">
+  <Display>DocumentLibraryForm</Display>
+  <Edit>DocumentLibraryForm</Edit>
+  <New>DocumentLibraryForm</New>
+</FormTemplates>
+</file>
+
+<file path=customXml/item3.xml><?xml version="1.0" encoding="utf-8"?>
 <ct:contentTypeSchema xmlns:ct="http://schemas.microsoft.com/office/2006/metadata/contentType" xmlns:ma="http://schemas.microsoft.com/office/2006/metadata/properties/metaAttributes" ct:_="" ma:_="" ma:contentTypeName="Document" ma:contentTypeID="0x010100F3A523294EBDE94C8C8676CAE3B570B9" ma:contentTypeVersion="10" ma:contentTypeDescription="Create a new document." ma:contentTypeScope="" ma:versionID="5f17b12e79b1d569132a238923f64b5b">
   <xsd:schema xmlns:xsd="http://www.w3.org/2001/XMLSchema" xmlns:xs="http://www.w3.org/2001/XMLSchema" xmlns:p="http://schemas.microsoft.com/office/2006/metadata/properties" xmlns:ns2="77a86784-e881-4d20-acf0-c1b563fbec06" xmlns:ns3="fd65f6cd-5f25-4427-a5b0-29d7b2a92720" targetNamespace="http://schemas.microsoft.com/office/2006/metadata/properties" ma:root="true" ma:fieldsID="41312b5a9893419e3d10de3840f50593" ns2:_="" ns3:_="">
     <xsd:import namespace="77a86784-e881-4d20-acf0-c1b563fbec06"/>
@@ -3447,22 +2809,24 @@
 </ct:contentTypeSchema>
 </file>
 
-<file path=customXml/item2.xml><?xml version="1.0" encoding="utf-8"?>
-<p:properties xmlns:p="http://schemas.microsoft.com/office/2006/metadata/properties" xmlns:xsi="http://www.w3.org/2001/XMLSchema-instance" xmlns:pc="http://schemas.microsoft.com/office/infopath/2007/PartnerControls">
-  <documentManagement/>
-</p:properties>
+<file path=customXml/itemProps1.xml><?xml version="1.0" encoding="utf-8"?>
+<ds:datastoreItem xmlns:ds="http://schemas.openxmlformats.org/officeDocument/2006/customXml" ds:itemID="{DB81AD0C-3714-4696-A7E7-67C5FE9E67EB}">
+  <ds:schemaRefs>
+    <ds:schemaRef ds:uri="http://schemas.microsoft.com/office/2006/metadata/properties"/>
+    <ds:schemaRef ds:uri="http://schemas.microsoft.com/office/infopath/2007/PartnerControls"/>
+  </ds:schemaRefs>
+</ds:datastoreItem>
 </file>
 
-<file path=customXml/item3.xml><?xml version="1.0" encoding="utf-8"?>
-<?mso-contentType ?>
-<FormTemplates xmlns="http://schemas.microsoft.com/sharepoint/v3/contenttype/forms">
-  <Display>DocumentLibraryForm</Display>
-  <Edit>DocumentLibraryForm</Edit>
-  <New>DocumentLibraryForm</New>
-</FormTemplates>
+<file path=customXml/itemProps2.xml><?xml version="1.0" encoding="utf-8"?>
+<ds:datastoreItem xmlns:ds="http://schemas.openxmlformats.org/officeDocument/2006/customXml" ds:itemID="{353945F3-E368-4CC3-810A-1FA0E84C6320}">
+  <ds:schemaRefs>
+    <ds:schemaRef ds:uri="http://schemas.microsoft.com/sharepoint/v3/contenttype/forms"/>
+  </ds:schemaRefs>
+</ds:datastoreItem>
 </file>
 
-<file path=customXml/itemProps1.xml><?xml version="1.0" encoding="utf-8"?>
+<file path=customXml/itemProps3.xml><?xml version="1.0" encoding="utf-8"?>
 <ds:datastoreItem xmlns:ds="http://schemas.openxmlformats.org/officeDocument/2006/customXml" ds:itemID="{572ED5E3-6E10-4BE1-8FD6-8AB6A72284AD}">
   <ds:schemaRefs>
     <ds:schemaRef ds:uri="http://schemas.microsoft.com/office/2006/metadata/contentType"/>
@@ -3479,21 +2843,4 @@
     <ds:schemaRef ds:uri="http://schemas.microsoft.com/internal/obd"/>
   </ds:schemaRefs>
 </ds:datastoreItem>
-</file>
-
-<file path=customXml/itemProps2.xml><?xml version="1.0" encoding="utf-8"?>
-<ds:datastoreItem xmlns:ds="http://schemas.openxmlformats.org/officeDocument/2006/customXml" ds:itemID="{DB81AD0C-3714-4696-A7E7-67C5FE9E67EB}">
-  <ds:schemaRefs>
-    <ds:schemaRef ds:uri="http://schemas.microsoft.com/office/2006/metadata/properties"/>
-    <ds:schemaRef ds:uri="http://schemas.microsoft.com/office/infopath/2007/PartnerControls"/>
-  </ds:schemaRefs>
-</ds:datastoreItem>
-</file>
-
-<file path=customXml/itemProps3.xml><?xml version="1.0" encoding="utf-8"?>
-<ds:datastoreItem xmlns:ds="http://schemas.openxmlformats.org/officeDocument/2006/customXml" ds:itemID="{353945F3-E368-4CC3-810A-1FA0E84C6320}">
-  <ds:schemaRefs>
-    <ds:schemaRef ds:uri="http://schemas.microsoft.com/sharepoint/v3/contenttype/forms"/>
-  </ds:schemaRefs>
-</ds:datastoreItem>
 </file>